--- a/09_Depuracao_C/09_Catalogo_Semantico.docx
+++ b/09_Depuracao_C/09_Catalogo_Semantico.docx
@@ -833,16 +833,15 @@
         <w:rPr>
           <w:b/>
         </w:rPr>
-        <w:t>-fno-omit-frame-pointer</w:t>
-      </w:r>
-      <w:r>
-        <w:t xml:space="preserve"> — Opção que preserva o frame pointer para facilitar rastreamento de pilha.  </w:t>
-      </w:r>
-      <w:r>
-        <w:rPr>
-          <w:i/>
-        </w:rPr>
-        <w:t>Arquivos: sanitizer_gcc_flags.png</w:t>
+        <w:t xml:space="preserve">-fno-omit-frame-pointer</w:t>
+      </w:r>
+      <w:r>
+        <w:t xml:space="preserve"> — Opção que preserva o frame pointer para facilitar rastreamento de pilha.</w:t>
+      </w:r>
+    </w:p>
+    <w:p>
+      <w:r>
+        <w:t xml:space="preserve">Arquivos: sanitizer_gcc_flags.png</w:t>
       </w:r>
     </w:p>
     <w:p>
@@ -850,16 +849,15 @@
         <w:rPr>
           <w:b/>
         </w:rPr>
-        <w:t>-fsanitize=address</w:t>
-      </w:r>
-      <w:r>
-        <w:t xml:space="preserve"> — Opção de compilação que habilita instrumentação do AddressSanitizer.  </w:t>
-      </w:r>
-      <w:r>
-        <w:rPr>
-          <w:i/>
-        </w:rPr>
-        <w:t>Arquivos: sanitizer_gcc_flags.png</w:t>
+        <w:t xml:space="preserve">-fsanitize=address</w:t>
+      </w:r>
+      <w:r>
+        <w:t xml:space="preserve"> — Opção de compilação que habilita instrumentação do AddressSanitizer.</w:t>
+      </w:r>
+    </w:p>
+    <w:p>
+      <w:r>
+        <w:t xml:space="preserve">Arquivos: sanitizer_gcc_flags.png</w:t>
       </w:r>
     </w:p>
     <w:p>
@@ -867,16 +865,15 @@
         <w:rPr>
           <w:b/>
         </w:rPr>
-        <w:t>-g</w:t>
-      </w:r>
-      <w:r>
-        <w:t xml:space="preserve"> — Opção do GCC para incluir informações de depuração.  </w:t>
-      </w:r>
-      <w:r>
-        <w:rPr>
-          <w:i/>
-        </w:rPr>
-        <w:t>Arquivos: compilando_debug2.png, compilando_debug.png</w:t>
+        <w:t xml:space="preserve">-g</w:t>
+      </w:r>
+      <w:r>
+        <w:t xml:space="preserve"> — Opção do GCC para incluir informações de depuração.</w:t>
+      </w:r>
+    </w:p>
+    <w:p>
+      <w:r>
+        <w:t xml:space="preserve">Arquivos: compilando_debug.png, compilando_debug2.png</w:t>
       </w:r>
     </w:p>
     <w:p>
@@ -884,16 +881,15 @@
         <w:rPr>
           <w:b/>
         </w:rPr>
-        <w:t>-ggdb</w:t>
-      </w:r>
-      <w:r>
-        <w:t xml:space="preserve"> — Opção do GCC que prioriza informações de depuração para o GDB.  </w:t>
-      </w:r>
-      <w:r>
-        <w:rPr>
-          <w:i/>
-        </w:rPr>
-        <w:t>Arquivos: compilando_debug2.png</w:t>
+        <w:t xml:space="preserve">-ggdb</w:t>
+      </w:r>
+      <w:r>
+        <w:t xml:space="preserve"> — Opção do GCC que prioriza informações de depuração para o GDB.</w:t>
+      </w:r>
+    </w:p>
+    <w:p>
+      <w:r>
+        <w:t xml:space="preserve">Arquivos: compilando_debug2.png</w:t>
       </w:r>
     </w:p>
     <w:p>
@@ -901,16 +897,15 @@
         <w:rPr>
           <w:b/>
         </w:rPr>
-        <w:t>-O0</w:t>
-      </w:r>
-      <w:r>
-        <w:t xml:space="preserve"> — Opção do GCC que desativa otimizações de compilação.  </w:t>
-      </w:r>
-      <w:r>
-        <w:rPr>
-          <w:i/>
-        </w:rPr>
-        <w:t>Arquivos: compilando_debug2.png, compilando_debug.png, sanitizer_gcc_flags.png</w:t>
+        <w:t xml:space="preserve">-O0</w:t>
+      </w:r>
+      <w:r>
+        <w:t xml:space="preserve"> — Opção do GCC que desativa otimizações de compilação.</w:t>
+      </w:r>
+    </w:p>
+    <w:p>
+      <w:r>
+        <w:t xml:space="preserve">Arquivos: compilando_debug.png, compilando_debug2.png, sanitizer_gcc_flags.png</w:t>
       </w:r>
     </w:p>
     <w:p>
@@ -918,16 +913,15 @@
         <w:rPr>
           <w:b/>
         </w:rPr>
-        <w:t>AddressSanitizer</w:t>
-      </w:r>
-      <w:r>
-        <w:t xml:space="preserve"> — Instrumentação que detecta classes de erros de acesso e gerenciamento de memória.  </w:t>
-      </w:r>
-      <w:r>
-        <w:rPr>
-          <w:i/>
-        </w:rPr>
-        <w:t>Arquivos: double_free.png, sanitizer_gcc_flags.png</w:t>
+        <w:t xml:space="preserve">AddressSanitizer</w:t>
+      </w:r>
+      <w:r>
+        <w:t xml:space="preserve"> — Instrumentação que detecta classes de erros de acesso e gerenciamento de memória.</w:t>
+      </w:r>
+    </w:p>
+    <w:p>
+      <w:r>
+        <w:t xml:space="preserve">Arquivos: double_free.png, sanitizer_gcc_flags.png</w:t>
       </w:r>
     </w:p>
     <w:p>
@@ -935,16 +929,15 @@
         <w:rPr>
           <w:b/>
         </w:rPr>
-        <w:t>alocação dinâmica</w:t>
-      </w:r>
-      <w:r>
-        <w:t xml:space="preserve"> — Reserva de memória durante a execução, gerenciada explicitamente.  </w:t>
-      </w:r>
-      <w:r>
-        <w:rPr>
-          <w:i/>
-        </w:rPr>
-        <w:t>Arquivos: erros_memoria.png</w:t>
+        <w:t xml:space="preserve">alocação dinâmica</w:t>
+      </w:r>
+      <w:r>
+        <w:t xml:space="preserve"> — Reserva de memória durante a execução, gerenciada explicitamente.</w:t>
+      </w:r>
+    </w:p>
+    <w:p>
+      <w:r>
+        <w:t xml:space="preserve">Arquivos: erros_memoria.png</w:t>
       </w:r>
     </w:p>
     <w:p>
@@ -952,16 +945,15 @@
         <w:rPr>
           <w:b/>
         </w:rPr>
-        <w:t>awatch</w:t>
-      </w:r>
-      <w:r>
-        <w:t xml:space="preserve"> — Comando do GDB para monitorar leitura ou escrita em expressão.  </w:t>
-      </w:r>
-      <w:r>
-        <w:rPr>
-          <w:i/>
-        </w:rPr>
-        <w:t>Arquivos: watchpoints.png</w:t>
+        <w:t xml:space="preserve">awatch</w:t>
+      </w:r>
+      <w:r>
+        <w:t xml:space="preserve"> — Comando do GDB para monitorar leitura ou escrita em expressão.</w:t>
+      </w:r>
+    </w:p>
+    <w:p>
+      <w:r>
+        <w:t xml:space="preserve">Arquivos: watchpoints.png</w:t>
       </w:r>
     </w:p>
     <w:p>
@@ -969,16 +961,15 @@
         <w:rPr>
           <w:b/>
         </w:rPr>
-        <w:t>backtrace</w:t>
-      </w:r>
-      <w:r>
-        <w:t xml:space="preserve"> — Comando do GDB que exibe a sequência de frames de chamada.  </w:t>
-      </w:r>
-      <w:r>
-        <w:rPr>
-          <w:i/>
-        </w:rPr>
-        <w:t>Arquivos: backtrace_callstack.png, exercicio.md, gabarito.md</w:t>
+        <w:t xml:space="preserve">backtrace</w:t>
+      </w:r>
+      <w:r>
+        <w:t xml:space="preserve"> — Comando do GDB que exibe a sequência de frames de chamada.</w:t>
+      </w:r>
+    </w:p>
+    <w:p>
+      <w:r>
+        <w:t xml:space="preserve">Arquivos: backtrace_callstack.png, exercicio.md, gabarito.md</w:t>
       </w:r>
     </w:p>
     <w:p>
@@ -986,16 +977,15 @@
         <w:rPr>
           <w:b/>
         </w:rPr>
-        <w:t>break</w:t>
-      </w:r>
-      <w:r>
-        <w:t xml:space="preserve"> — Comando do GDB para estabelecer um breakpoint.  </w:t>
-      </w:r>
-      <w:r>
-        <w:rPr>
-          <w:i/>
-        </w:rPr>
-        <w:t>Arquivos: comandos_gdb.png</w:t>
+        <w:t xml:space="preserve">break</w:t>
+      </w:r>
+      <w:r>
+        <w:t xml:space="preserve"> — Comando do GDB para estabelecer um breakpoint.</w:t>
+      </w:r>
+    </w:p>
+    <w:p>
+      <w:r>
+        <w:t xml:space="preserve">Arquivos: comandos_gdb.png</w:t>
       </w:r>
     </w:p>
     <w:p>
@@ -1003,16 +993,15 @@
         <w:rPr>
           <w:b/>
         </w:rPr>
-        <w:t>breakpoint</w:t>
-      </w:r>
-      <w:r>
-        <w:t xml:space="preserve"> — Ponto de parada programado no depurador.  </w:t>
-      </w:r>
-      <w:r>
-        <w:rPr>
-          <w:i/>
-        </w:rPr>
-        <w:t>Arquivos: comandos_gdb.png, soma_passo_a_passo.gif</w:t>
+        <w:t xml:space="preserve">breakpoint</w:t>
+      </w:r>
+      <w:r>
+        <w:t xml:space="preserve"> — Ponto de parada programado no depurador.</w:t>
+      </w:r>
+    </w:p>
+    <w:p>
+      <w:r>
+        <w:t xml:space="preserve">Arquivos: comandos_gdb.png, soma_passo_a_passo.gif</w:t>
       </w:r>
     </w:p>
     <w:p>
@@ -1020,16 +1009,15 @@
         <w:rPr>
           <w:b/>
         </w:rPr>
-        <w:t>call stack</w:t>
-      </w:r>
-      <w:r>
-        <w:t xml:space="preserve"> — Estrutura que registra as chamadas de funções ativas.  </w:t>
-      </w:r>
-      <w:r>
-        <w:rPr>
-          <w:i/>
-        </w:rPr>
-        <w:t>Arquivos: backtrace_callstack.png</w:t>
+        <w:t xml:space="preserve">call stack</w:t>
+      </w:r>
+      <w:r>
+        <w:t xml:space="preserve"> — Estrutura que registra as chamadas de funções ativas.</w:t>
+      </w:r>
+    </w:p>
+    <w:p>
+      <w:r>
+        <w:t xml:space="preserve">Arquivos: backtrace_callstack.png</w:t>
       </w:r>
     </w:p>
     <w:p>
@@ -1037,16 +1025,15 @@
         <w:rPr>
           <w:b/>
         </w:rPr>
-        <w:t>comportamento indefinido</w:t>
-      </w:r>
-      <w:r>
-        <w:t xml:space="preserve"> — Situação para a qual a linguagem C não prescreve resultado.  </w:t>
-      </w:r>
-      <w:r>
-        <w:rPr>
-          <w:i/>
-        </w:rPr>
-        <w:t>Arquivos: erros_memoria.png</w:t>
+        <w:t xml:space="preserve">comportamento indefinido</w:t>
+      </w:r>
+      <w:r>
+        <w:t xml:space="preserve"> — Situação para a qual a linguagem C não prescreve resultado.</w:t>
+      </w:r>
+    </w:p>
+    <w:p>
+      <w:r>
+        <w:t xml:space="preserve">Arquivos: erros_memoria.png</w:t>
       </w:r>
     </w:p>
     <w:p>
@@ -1054,16 +1041,15 @@
         <w:rPr>
           <w:b/>
         </w:rPr>
-        <w:t>continue</w:t>
-      </w:r>
-      <w:r>
-        <w:t xml:space="preserve"> — Comando do GDB para retomar a execução.  </w:t>
-      </w:r>
-      <w:r>
-        <w:rPr>
-          <w:i/>
-        </w:rPr>
-        <w:t>Arquivos: comandos_gdb.png</w:t>
+        <w:t xml:space="preserve">continue</w:t>
+      </w:r>
+      <w:r>
+        <w:t xml:space="preserve"> — Comando do GDB para retomar a execução.</w:t>
+      </w:r>
+    </w:p>
+    <w:p>
+      <w:r>
+        <w:t xml:space="preserve">Arquivos: comandos_gdb.png</w:t>
       </w:r>
     </w:p>
     <w:p>
@@ -1071,16 +1057,15 @@
         <w:rPr>
           <w:b/>
         </w:rPr>
-        <w:t>depuração</w:t>
-      </w:r>
-      <w:r>
-        <w:t xml:space="preserve"> — Investigação controlada do comportamento e estado de um programa.  </w:t>
-      </w:r>
-      <w:r>
-        <w:rPr>
-          <w:i/>
-        </w:rPr>
-        <w:t>Arquivos: output_vs_log_vs_debug.png</w:t>
+        <w:t xml:space="preserve">depuração</w:t>
+      </w:r>
+      <w:r>
+        <w:t xml:space="preserve"> — Investigação controlada do comportamento e estado de um programa.</w:t>
+      </w:r>
+    </w:p>
+    <w:p>
+      <w:r>
+        <w:t xml:space="preserve">Arquivos: output_vs_log_vs_debug.png</w:t>
       </w:r>
     </w:p>
     <w:p>
@@ -1088,16 +1073,15 @@
         <w:rPr>
           <w:b/>
         </w:rPr>
-        <w:t>diagnóstico de memória</w:t>
-      </w:r>
-      <w:r>
-        <w:t xml:space="preserve"> — Identificação e interpretação de falhas de uso de memória.  </w:t>
-      </w:r>
-      <w:r>
-        <w:rPr>
-          <w:i/>
-        </w:rPr>
-        <w:t>Arquivos: double_free.png</w:t>
+        <w:t xml:space="preserve">diagnóstico de memória</w:t>
+      </w:r>
+      <w:r>
+        <w:t xml:space="preserve"> — Identificação e interpretação de falhas de uso de memória.</w:t>
+      </w:r>
+    </w:p>
+    <w:p>
+      <w:r>
+        <w:t xml:space="preserve">Arquivos: double_free.png</w:t>
       </w:r>
     </w:p>
     <w:p>
@@ -1105,16 +1089,15 @@
         <w:rPr>
           <w:b/>
         </w:rPr>
-        <w:t>double free</w:t>
-      </w:r>
-      <w:r>
-        <w:t xml:space="preserve"> — Erro que consiste em liberar novamente um bloco já liberado.  </w:t>
-      </w:r>
-      <w:r>
-        <w:rPr>
-          <w:i/>
-        </w:rPr>
-        <w:t>Arquivos: erros_memoria.png, double_free.png</w:t>
+        <w:t xml:space="preserve">double free</w:t>
+      </w:r>
+      <w:r>
+        <w:t xml:space="preserve"> — Erro que consiste em liberar novamente um bloco já liberado.</w:t>
+      </w:r>
+    </w:p>
+    <w:p>
+      <w:r>
+        <w:t xml:space="preserve">Arquivos: double_free.png, erros_memoria.png</w:t>
       </w:r>
     </w:p>
     <w:p>
@@ -1122,16 +1105,15 @@
         <w:rPr>
           <w:b/>
         </w:rPr>
-        <w:t>endereço de memória</w:t>
-      </w:r>
-      <w:r>
-        <w:t xml:space="preserve"> — Identificação de uma localização de memória.  </w:t>
-      </w:r>
-      <w:r>
-        <w:rPr>
-          <w:i/>
-        </w:rPr>
-        <w:t>Arquivos: inspecao_memoria.gif</w:t>
+        <w:t xml:space="preserve">endereço de memória</w:t>
+      </w:r>
+      <w:r>
+        <w:t xml:space="preserve"> — Identificação de uma localização de memória.</w:t>
+      </w:r>
+    </w:p>
+    <w:p>
+      <w:r>
+        <w:t xml:space="preserve">Arquivos: inspecao_memoria.gif</w:t>
       </w:r>
     </w:p>
     <w:p>
@@ -1139,16 +1121,15 @@
         <w:rPr>
           <w:b/>
         </w:rPr>
-        <w:t>escopo</w:t>
-      </w:r>
-      <w:r>
-        <w:t xml:space="preserve"> — Região em que um identificador é visível no programa.  </w:t>
-      </w:r>
-      <w:r>
-        <w:rPr>
-          <w:i/>
-        </w:rPr>
-        <w:t>Arquivos: backtrace_callstack.png</w:t>
+        <w:t xml:space="preserve">escopo</w:t>
+      </w:r>
+      <w:r>
+        <w:t xml:space="preserve"> — Região em que um identificador é visível no programa.</w:t>
+      </w:r>
+    </w:p>
+    <w:p>
+      <w:r>
+        <w:t xml:space="preserve">Arquivos: backtrace_callstack.png</w:t>
       </w:r>
     </w:p>
     <w:p>
@@ -1156,16 +1137,15 @@
         <w:rPr>
           <w:b/>
         </w:rPr>
-        <w:t>estado de execução</w:t>
-      </w:r>
-      <w:r>
-        <w:t xml:space="preserve"> — Conjunto de valores e contextos presentes em um instante de execução.  </w:t>
-      </w:r>
-      <w:r>
-        <w:rPr>
-          <w:i/>
-        </w:rPr>
-        <w:t>Arquivos: runtime.png</w:t>
+        <w:t xml:space="preserve">estado de execução</w:t>
+      </w:r>
+      <w:r>
+        <w:t xml:space="preserve"> — Conjunto de valores e contextos presentes em um instante de execução.</w:t>
+      </w:r>
+    </w:p>
+    <w:p>
+      <w:r>
+        <w:t xml:space="preserve">Arquivos: runtime.png</w:t>
       </w:r>
     </w:p>
     <w:p>
@@ -1173,16 +1153,15 @@
         <w:rPr>
           <w:b/>
         </w:rPr>
-        <w:t>exercício</w:t>
-      </w:r>
-      <w:r>
-        <w:t xml:space="preserve"> — Atividade proposta para aplicar e demonstrar conhecimentos.  </w:t>
-      </w:r>
-      <w:r>
-        <w:rPr>
-          <w:i/>
-        </w:rPr>
-        <w:t>Arquivos: exercicio.md</w:t>
+        <w:t xml:space="preserve">exercício</w:t>
+      </w:r>
+      <w:r>
+        <w:t xml:space="preserve"> — Atividade proposta para aplicar e demonstrar conhecimentos.</w:t>
+      </w:r>
+    </w:p>
+    <w:p>
+      <w:r>
+        <w:t xml:space="preserve">Arquivos: exercicio.md</w:t>
       </w:r>
     </w:p>
     <w:p>
@@ -1190,16 +1169,15 @@
         <w:rPr>
           <w:b/>
         </w:rPr>
-        <w:t>finish</w:t>
-      </w:r>
-      <w:r>
-        <w:t xml:space="preserve"> — Comando que executa até o retorno da função atual.  </w:t>
-      </w:r>
-      <w:r>
-        <w:rPr>
-          <w:i/>
-        </w:rPr>
-        <w:t>Arquivos: comandos_gdb2.png</w:t>
+        <w:t xml:space="preserve">finish</w:t>
+      </w:r>
+      <w:r>
+        <w:t xml:space="preserve"> — Comando que executa até o retorno da função atual.</w:t>
+      </w:r>
+    </w:p>
+    <w:p>
+      <w:r>
+        <w:t xml:space="preserve">Arquivos: comandos_gdb2.png</w:t>
       </w:r>
     </w:p>
     <w:p>
@@ -1207,16 +1185,15 @@
         <w:rPr>
           <w:b/>
         </w:rPr>
-        <w:t>fluxo de execução</w:t>
-      </w:r>
-      <w:r>
-        <w:t xml:space="preserve"> — Sequência de instruções e chamadas percorridas pelo programa.  </w:t>
-      </w:r>
-      <w:r>
-        <w:rPr>
-          <w:i/>
-        </w:rPr>
-        <w:t>Arquivos: soma_passo_a_passo.gif</w:t>
+        <w:t xml:space="preserve">fluxo de execução</w:t>
+      </w:r>
+      <w:r>
+        <w:t xml:space="preserve"> — Sequência de instruções e chamadas percorridas pelo programa.</w:t>
+      </w:r>
+    </w:p>
+    <w:p>
+      <w:r>
+        <w:t xml:space="preserve">Arquivos: soma_passo_a_passo.gif</w:t>
       </w:r>
     </w:p>
     <w:p>
@@ -1224,16 +1201,15 @@
         <w:rPr>
           <w:b/>
         </w:rPr>
-        <w:t>frame</w:t>
-      </w:r>
-      <w:r>
-        <w:t xml:space="preserve"> — Contexto de uma chamada selecionável na pilha de execução.  </w:t>
-      </w:r>
-      <w:r>
-        <w:rPr>
-          <w:i/>
-        </w:rPr>
-        <w:t>Arquivos: backtrace_callstack.png, exercicio.md, gabarito.md</w:t>
+        <w:t xml:space="preserve">frame</w:t>
+      </w:r>
+      <w:r>
+        <w:t xml:space="preserve"> — Contexto de uma chamada selecionável na pilha de execução.</w:t>
+      </w:r>
+    </w:p>
+    <w:p>
+      <w:r>
+        <w:t xml:space="preserve">Arquivos: backtrace_callstack.png, exercicio.md, gabarito.md</w:t>
       </w:r>
     </w:p>
     <w:p>
@@ -1241,16 +1217,15 @@
         <w:rPr>
           <w:b/>
         </w:rPr>
-        <w:t>free</w:t>
-      </w:r>
-      <w:r>
-        <w:t xml:space="preserve"> — Função C que libera memória previamente alocada dinamicamente.  </w:t>
-      </w:r>
-      <w:r>
-        <w:rPr>
-          <w:i/>
-        </w:rPr>
-        <w:t>Arquivos: erros_memoria.png, double_free.png</w:t>
+        <w:t xml:space="preserve">free</w:t>
+      </w:r>
+      <w:r>
+        <w:t xml:space="preserve"> — Função C que libera memória previamente alocada dinamicamente.</w:t>
+      </w:r>
+    </w:p>
+    <w:p>
+      <w:r>
+        <w:t xml:space="preserve">Arquivos: double_free.png, erros_memoria.png</w:t>
       </w:r>
     </w:p>
     <w:p>
@@ -1258,16 +1233,15 @@
         <w:rPr>
           <w:b/>
         </w:rPr>
-        <w:t>gabarito</w:t>
-      </w:r>
-      <w:r>
-        <w:t xml:space="preserve"> — Resolução de referência com resultados e justificativas esperadas.  </w:t>
-      </w:r>
-      <w:r>
-        <w:rPr>
-          <w:i/>
-        </w:rPr>
-        <w:t>Arquivos: gabarito.md</w:t>
+        <w:t xml:space="preserve">gabarito</w:t>
+      </w:r>
+      <w:r>
+        <w:t xml:space="preserve"> — Resolução de referência com resultados e justificativas esperadas.</w:t>
+      </w:r>
+    </w:p>
+    <w:p>
+      <w:r>
+        <w:t xml:space="preserve">Arquivos: gabarito.md</w:t>
       </w:r>
     </w:p>
     <w:p>
@@ -1275,16 +1249,15 @@
         <w:rPr>
           <w:b/>
         </w:rPr>
-        <w:t>GCC</w:t>
-      </w:r>
-      <w:r>
-        <w:t xml:space="preserve"> — Compilador utilizado para produzir executáveis C e incluir instrumentação ou símbolos.  </w:t>
-      </w:r>
-      <w:r>
-        <w:rPr>
-          <w:i/>
-        </w:rPr>
-        <w:t>Arquivos: compilando_debug2.png, compilando_debug.png, sanitizer_gcc_flags.png</w:t>
+        <w:t xml:space="preserve">GCC</w:t>
+      </w:r>
+      <w:r>
+        <w:t xml:space="preserve"> — Compilador utilizado para produzir executáveis C e incluir instrumentação ou símbolos.</w:t>
+      </w:r>
+    </w:p>
+    <w:p>
+      <w:r>
+        <w:t xml:space="preserve">Arquivos: compilando_debug.png, compilando_debug2.png, sanitizer_gcc_flags.png</w:t>
       </w:r>
     </w:p>
     <w:p>
@@ -1292,16 +1265,15 @@
         <w:rPr>
           <w:b/>
         </w:rPr>
-        <w:t>GDB</w:t>
-      </w:r>
-      <w:r>
-        <w:t xml:space="preserve"> — Depurador GNU usado para controlar a execução e inspecionar estado de programas.  </w:t>
-      </w:r>
-      <w:r>
-        <w:rPr>
-          <w:i/>
-        </w:rPr>
-        <w:t>Arquivos: output_vs_log_vs_debug.png, compilando_debug2.png, compilando_debug.png, comandos_gdb.png, comandos_gdb2.png, soma_passo_a_passo.gif, inspecao_memoria.gif, backtrace_callstack.png, watchpoints.png, erros_memoria.png, double_free.png, exercicio.md, gabarito.md</w:t>
+        <w:t xml:space="preserve">GDB</w:t>
+      </w:r>
+      <w:r>
+        <w:t xml:space="preserve"> — Depurador GNU usado para controlar a execução e inspecionar estado de programas.</w:t>
+      </w:r>
+    </w:p>
+    <w:p>
+      <w:r>
+        <w:t xml:space="preserve">Arquivos: backtrace_callstack.png, comandos_gdb.png, comandos_gdb2.png, compilando_debug.png, compilando_debug2.png, double_free.png, erros_memoria.png, exercicio.md, gabarito.md, inspecao_memoria.gif, output_vs_log_vs_debug.png, soma_passo_a_passo.gif, watchpoints.png</w:t>
       </w:r>
     </w:p>
     <w:p>
@@ -1309,16 +1281,15 @@
         <w:rPr>
           <w:b/>
         </w:rPr>
-        <w:t>inspeção de memória</w:t>
-      </w:r>
-      <w:r>
-        <w:t xml:space="preserve"> — Observação de valores e posições de memória durante a execução.  </w:t>
-      </w:r>
-      <w:r>
-        <w:rPr>
-          <w:i/>
-        </w:rPr>
-        <w:t>Arquivos: comandos_gdb2.png, inspecao_memoria.gif</w:t>
+        <w:t xml:space="preserve">inspeção de memória</w:t>
+      </w:r>
+      <w:r>
+        <w:t xml:space="preserve"> — Observação de valores e posições de memória durante a execução.</w:t>
+      </w:r>
+    </w:p>
+    <w:p>
+      <w:r>
+        <w:t xml:space="preserve">Arquivos: comandos_gdb2.png, inspecao_memoria.gif</w:t>
       </w:r>
     </w:p>
     <w:p>
@@ -1326,16 +1297,15 @@
         <w:rPr>
           <w:b/>
         </w:rPr>
-        <w:t>log</w:t>
-      </w:r>
-      <w:r>
-        <w:t xml:space="preserve"> — Registro de eventos ou estados da execução para análise posterior.  </w:t>
-      </w:r>
-      <w:r>
-        <w:rPr>
-          <w:i/>
-        </w:rPr>
-        <w:t>Arquivos: output_vs_log_vs_debug.png</w:t>
+        <w:t xml:space="preserve">log</w:t>
+      </w:r>
+      <w:r>
+        <w:t xml:space="preserve"> — Registro de eventos ou estados da execução para análise posterior.</w:t>
+      </w:r>
+    </w:p>
+    <w:p>
+      <w:r>
+        <w:t xml:space="preserve">Arquivos: output_vs_log_vs_debug.png</w:t>
       </w:r>
     </w:p>
     <w:p>
@@ -1343,16 +1313,15 @@
         <w:rPr>
           <w:b/>
         </w:rPr>
-        <w:t>memória</w:t>
-      </w:r>
-      <w:r>
-        <w:t xml:space="preserve"> — Armazenamento de dados e instruções acessíveis ao programa.  </w:t>
-      </w:r>
-      <w:r>
-        <w:rPr>
-          <w:i/>
-        </w:rPr>
-        <w:t>Arquivos: runtime.png, watchpoints.png</w:t>
+        <w:t xml:space="preserve">memória</w:t>
+      </w:r>
+      <w:r>
+        <w:t xml:space="preserve"> — Armazenamento de dados e instruções acessíveis ao programa.</w:t>
+      </w:r>
+    </w:p>
+    <w:p>
+      <w:r>
+        <w:t xml:space="preserve">Arquivos: runtime.png, watchpoints.png</w:t>
       </w:r>
     </w:p>
     <w:p>
@@ -1360,16 +1329,15 @@
         <w:rPr>
           <w:b/>
         </w:rPr>
-        <w:t>next</w:t>
-      </w:r>
-      <w:r>
-        <w:t xml:space="preserve"> — Comando que avança a execução sem entrar em chamadas de funções.  </w:t>
-      </w:r>
-      <w:r>
-        <w:rPr>
-          <w:i/>
-        </w:rPr>
-        <w:t>Arquivos: comandos_gdb2.png, soma_passo_a_passo.gif</w:t>
+        <w:t xml:space="preserve">next</w:t>
+      </w:r>
+      <w:r>
+        <w:t xml:space="preserve"> — Comando que avança a execução sem entrar em chamadas de funções.</w:t>
+      </w:r>
+    </w:p>
+    <w:p>
+      <w:r>
+        <w:t xml:space="preserve">Arquivos: comandos_gdb2.png, soma_passo_a_passo.gif</w:t>
       </w:r>
     </w:p>
     <w:p>
@@ -1377,16 +1345,15 @@
         <w:rPr>
           <w:b/>
         </w:rPr>
-        <w:t>NULL</w:t>
-      </w:r>
-      <w:r>
-        <w:t xml:space="preserve"> — Macro que representa uma constante de ponteiro nulo em C.  </w:t>
-      </w:r>
-      <w:r>
-        <w:rPr>
-          <w:i/>
-        </w:rPr>
-        <w:t>Arquivos: exercicio.md, gabarito.md</w:t>
+        <w:t xml:space="preserve">NULL</w:t>
+      </w:r>
+      <w:r>
+        <w:t xml:space="preserve"> — Macro que representa uma constante de ponteiro nulo em C.</w:t>
+      </w:r>
+    </w:p>
+    <w:p>
+      <w:r>
+        <w:t xml:space="preserve">Arquivos: exercicio.md, gabarito.md</w:t>
       </w:r>
     </w:p>
     <w:p>
@@ -1394,16 +1361,15 @@
         <w:rPr>
           <w:b/>
         </w:rPr>
-        <w:t>observabilidade</w:t>
-      </w:r>
-      <w:r>
-        <w:t xml:space="preserve"> — Capacidade de obter evidências sobre o funcionamento de um sistema.  </w:t>
-      </w:r>
-      <w:r>
-        <w:rPr>
-          <w:i/>
-        </w:rPr>
-        <w:t>Arquivos: output_vs_log_vs_debug.png</w:t>
+        <w:t xml:space="preserve">observabilidade</w:t>
+      </w:r>
+      <w:r>
+        <w:t xml:space="preserve"> — Capacidade de obter evidências sobre o funcionamento de um sistema.</w:t>
+      </w:r>
+    </w:p>
+    <w:p>
+      <w:r>
+        <w:t xml:space="preserve">Arquivos: output_vs_log_vs_debug.png</w:t>
       </w:r>
     </w:p>
     <w:p>
@@ -1411,16 +1377,15 @@
         <w:rPr>
           <w:b/>
         </w:rPr>
-        <w:t>otimização</w:t>
-      </w:r>
-      <w:r>
-        <w:t xml:space="preserve"> — Transformações do compilador que podem alterar a correspondência entre código-fonte e execução.  </w:t>
-      </w:r>
-      <w:r>
-        <w:rPr>
-          <w:i/>
-        </w:rPr>
-        <w:t>Arquivos: compilando_debug.png</w:t>
+        <w:t xml:space="preserve">otimização</w:t>
+      </w:r>
+      <w:r>
+        <w:t xml:space="preserve"> — Transformações do compilador que podem alterar a correspondência entre código-fonte e execução.</w:t>
+      </w:r>
+    </w:p>
+    <w:p>
+      <w:r>
+        <w:t xml:space="preserve">Arquivos: compilando_debug.png</w:t>
       </w:r>
     </w:p>
     <w:p>
@@ -1428,16 +1393,15 @@
         <w:rPr>
           <w:b/>
         </w:rPr>
-        <w:t>ponteiro</w:t>
-      </w:r>
-      <w:r>
-        <w:t xml:space="preserve"> — Valor tipado que representa o endereço de um objeto ou função.  </w:t>
-      </w:r>
-      <w:r>
-        <w:rPr>
-          <w:i/>
-        </w:rPr>
-        <w:t>Arquivos: runtime.png, inspecao_memoria.gif, exercicio.md, gabarito.md</w:t>
+        <w:t xml:space="preserve">ponteiro</w:t>
+      </w:r>
+      <w:r>
+        <w:t xml:space="preserve"> — Valor tipado que representa o endereço de um objeto ou função.</w:t>
+      </w:r>
+    </w:p>
+    <w:p>
+      <w:r>
+        <w:t xml:space="preserve">Arquivos: exercicio.md, gabarito.md, inspecao_memoria.gif, runtime.png</w:t>
       </w:r>
     </w:p>
     <w:p>
@@ -1445,16 +1409,15 @@
         <w:rPr>
           <w:b/>
         </w:rPr>
-        <w:t>print</w:t>
-      </w:r>
-      <w:r>
-        <w:t xml:space="preserve"> — Comando do GDB que avalia e exibe uma expressão.  </w:t>
-      </w:r>
-      <w:r>
-        <w:rPr>
-          <w:i/>
-        </w:rPr>
-        <w:t>Arquivos: comandos_gdb2.png, soma_passo_a_passo.gif, inspecao_memoria.gif, exercicio.md, gabarito.md</w:t>
+        <w:t xml:space="preserve">print</w:t>
+      </w:r>
+      <w:r>
+        <w:t xml:space="preserve"> — Comando do GDB que avalia e exibe uma expressão.</w:t>
+      </w:r>
+    </w:p>
+    <w:p>
+      <w:r>
+        <w:t xml:space="preserve">Arquivos: comandos_gdb2.png, exercicio.md, gabarito.md, inspecao_memoria.gif, soma_passo_a_passo.gif</w:t>
       </w:r>
     </w:p>
     <w:p>
@@ -1462,16 +1425,15 @@
         <w:rPr>
           <w:b/>
         </w:rPr>
-        <w:t>printf</w:t>
-      </w:r>
-      <w:r>
-        <w:t xml:space="preserve"> — Função da biblioteca padrão C para produzir saída formatada.  </w:t>
-      </w:r>
-      <w:r>
-        <w:rPr>
-          <w:i/>
-        </w:rPr>
-        <w:t>Arquivos: output_vs_log_vs_debug.png</w:t>
+        <w:t xml:space="preserve">printf</w:t>
+      </w:r>
+      <w:r>
+        <w:t xml:space="preserve"> — Função da biblioteca padrão C para produzir saída formatada.</w:t>
+      </w:r>
+    </w:p>
+    <w:p>
+      <w:r>
+        <w:t xml:space="preserve">Arquivos: output_vs_log_vs_debug.png</w:t>
       </w:r>
     </w:p>
     <w:p>
@@ -1479,16 +1441,15 @@
         <w:rPr>
           <w:b/>
         </w:rPr>
-        <w:t>processo</w:t>
-      </w:r>
-      <w:r>
-        <w:t xml:space="preserve"> — Instância de programa em execução, com estado e recursos próprios.  </w:t>
-      </w:r>
-      <w:r>
-        <w:rPr>
-          <w:i/>
-        </w:rPr>
-        <w:t>Arquivos: runtime.png</w:t>
+        <w:t xml:space="preserve">processo</w:t>
+      </w:r>
+      <w:r>
+        <w:t xml:space="preserve"> — Instância de programa em execução, com estado e recursos próprios.</w:t>
+      </w:r>
+    </w:p>
+    <w:p>
+      <w:r>
+        <w:t xml:space="preserve">Arquivos: runtime.png</w:t>
       </w:r>
     </w:p>
     <w:p>
@@ -1496,16 +1457,15 @@
         <w:rPr>
           <w:b/>
         </w:rPr>
-        <w:t>quit</w:t>
-      </w:r>
-      <w:r>
-        <w:t xml:space="preserve"> — Comando para encerrar a sessão GDB.  </w:t>
-      </w:r>
-      <w:r>
-        <w:rPr>
-          <w:i/>
-        </w:rPr>
-        <w:t>Arquivos: comandos_gdb.png</w:t>
+        <w:t xml:space="preserve">quit</w:t>
+      </w:r>
+      <w:r>
+        <w:t xml:space="preserve"> — Comando para encerrar a sessão GDB.</w:t>
+      </w:r>
+    </w:p>
+    <w:p>
+      <w:r>
+        <w:t xml:space="preserve">Arquivos: comandos_gdb.png</w:t>
       </w:r>
     </w:p>
     <w:p>
@@ -1513,16 +1473,15 @@
         <w:rPr>
           <w:b/>
         </w:rPr>
-        <w:t>run</w:t>
-      </w:r>
-      <w:r>
-        <w:t xml:space="preserve"> — Comando do GDB que inicia a execução do programa.  </w:t>
-      </w:r>
-      <w:r>
-        <w:rPr>
-          <w:i/>
-        </w:rPr>
-        <w:t>Arquivos: comandos_gdb.png</w:t>
+        <w:t xml:space="preserve">run</w:t>
+      </w:r>
+      <w:r>
+        <w:t xml:space="preserve"> — Comando do GDB que inicia a execução do programa.</w:t>
+      </w:r>
+    </w:p>
+    <w:p>
+      <w:r>
+        <w:t xml:space="preserve">Arquivos: comandos_gdb.png</w:t>
       </w:r>
     </w:p>
     <w:p>
@@ -1530,16 +1489,15 @@
         <w:rPr>
           <w:b/>
         </w:rPr>
-        <w:t>runtime</w:t>
-      </w:r>
-      <w:r>
-        <w:t xml:space="preserve"> — Período e contexto em que o programa está efetivamente executando.  </w:t>
-      </w:r>
-      <w:r>
-        <w:rPr>
-          <w:i/>
-        </w:rPr>
-        <w:t>Arquivos: runtime.png</w:t>
+        <w:t xml:space="preserve">runtime</w:t>
+      </w:r>
+      <w:r>
+        <w:t xml:space="preserve"> — Período e contexto em que o programa está efetivamente executando.</w:t>
+      </w:r>
+    </w:p>
+    <w:p>
+      <w:r>
+        <w:t xml:space="preserve">Arquivos: runtime.png</w:t>
       </w:r>
     </w:p>
     <w:p>
@@ -1547,16 +1505,15 @@
         <w:rPr>
           <w:b/>
         </w:rPr>
-        <w:t>rwatch</w:t>
-      </w:r>
-      <w:r>
-        <w:t xml:space="preserve"> — Comando do GDB para monitorar leitura de expressão.  </w:t>
-      </w:r>
-      <w:r>
-        <w:rPr>
-          <w:i/>
-        </w:rPr>
-        <w:t>Arquivos: watchpoints.png</w:t>
+        <w:t xml:space="preserve">rwatch</w:t>
+      </w:r>
+      <w:r>
+        <w:t xml:space="preserve"> — Comando do GDB para monitorar leitura de expressão.</w:t>
+      </w:r>
+    </w:p>
+    <w:p>
+      <w:r>
+        <w:t xml:space="preserve">Arquivos: watchpoints.png</w:t>
       </w:r>
     </w:p>
     <w:p>
@@ -1564,16 +1521,15 @@
         <w:rPr>
           <w:b/>
         </w:rPr>
-        <w:t>SIGSEGV</w:t>
-      </w:r>
-      <w:r>
-        <w:t xml:space="preserve"> — Sinal frequentemente emitido após acesso inválido à memória.  </w:t>
-      </w:r>
-      <w:r>
-        <w:rPr>
-          <w:i/>
-        </w:rPr>
-        <w:t>Arquivos: exercicio.md, gabarito.md</w:t>
+        <w:t xml:space="preserve">SIGSEGV</w:t>
+      </w:r>
+      <w:r>
+        <w:t xml:space="preserve"> — Sinal frequentemente emitido após acesso inválido à memória.</w:t>
+      </w:r>
+    </w:p>
+    <w:p>
+      <w:r>
+        <w:t xml:space="preserve">Arquivos: exercicio.md, gabarito.md</w:t>
       </w:r>
     </w:p>
     <w:p>
@@ -1581,16 +1537,15 @@
         <w:rPr>
           <w:b/>
         </w:rPr>
-        <w:t>stack trace</w:t>
-      </w:r>
-      <w:r>
-        <w:t xml:space="preserve"> — Registro da cadeia de chamadas associada a um evento ou falha.  </w:t>
-      </w:r>
-      <w:r>
-        <w:rPr>
-          <w:i/>
-        </w:rPr>
-        <w:t>Arquivos: sanitizer_gcc_flags.png</w:t>
+        <w:t xml:space="preserve">símbolos de depuração</w:t>
+      </w:r>
+      <w:r>
+        <w:t xml:space="preserve"> — Metadados que relacionam código executável, fonte e identificadores.</w:t>
+      </w:r>
+    </w:p>
+    <w:p>
+      <w:r>
+        <w:t xml:space="preserve">Arquivos: compilando_debug.png, compilando_debug2.png</w:t>
       </w:r>
     </w:p>
     <w:p>
@@ -1598,16 +1553,15 @@
         <w:rPr>
           <w:b/>
         </w:rPr>
-        <w:t>step</w:t>
-      </w:r>
-      <w:r>
-        <w:t xml:space="preserve"> — Comando que avança podendo entrar em uma função chamada.  </w:t>
-      </w:r>
-      <w:r>
-        <w:rPr>
-          <w:i/>
-        </w:rPr>
-        <w:t>Arquivos: comandos_gdb2.png, soma_passo_a_passo.gif</w:t>
+        <w:t xml:space="preserve">stack trace</w:t>
+      </w:r>
+      <w:r>
+        <w:t xml:space="preserve"> — Registro da cadeia de chamadas associada a um evento ou falha.</w:t>
+      </w:r>
+    </w:p>
+    <w:p>
+      <w:r>
+        <w:t xml:space="preserve">Arquivos: sanitizer_gcc_flags.png</w:t>
       </w:r>
     </w:p>
     <w:p>
@@ -1615,16 +1569,15 @@
         <w:rPr>
           <w:b/>
         </w:rPr>
-        <w:t>símbolos de depuração</w:t>
-      </w:r>
-      <w:r>
-        <w:t xml:space="preserve"> — Metadados que relacionam código executável, fonte e identificadores.  </w:t>
-      </w:r>
-      <w:r>
-        <w:rPr>
-          <w:i/>
-        </w:rPr>
-        <w:t>Arquivos: compilando_debug2.png, compilando_debug.png</w:t>
+        <w:t xml:space="preserve">step</w:t>
+      </w:r>
+      <w:r>
+        <w:t xml:space="preserve"> — Comando que avança podendo entrar em uma função chamada.</w:t>
+      </w:r>
+    </w:p>
+    <w:p>
+      <w:r>
+        <w:t xml:space="preserve">Arquivos: comandos_gdb2.png, soma_passo_a_passo.gif</w:t>
       </w:r>
     </w:p>
     <w:p>
@@ -1632,16 +1585,15 @@
         <w:rPr>
           <w:b/>
         </w:rPr>
-        <w:t>variável local</w:t>
-      </w:r>
-      <w:r>
-        <w:t xml:space="preserve"> — Variável declarada em contexto local de função ou bloco.  </w:t>
-      </w:r>
-      <w:r>
-        <w:rPr>
-          <w:i/>
-        </w:rPr>
-        <w:t>Arquivos: backtrace_callstack.png</w:t>
+        <w:t xml:space="preserve">variável local</w:t>
+      </w:r>
+      <w:r>
+        <w:t xml:space="preserve"> — Variável declarada em contexto local de função ou bloco.</w:t>
+      </w:r>
+    </w:p>
+    <w:p>
+      <w:r>
+        <w:t xml:space="preserve">Arquivos: backtrace_callstack.png</w:t>
       </w:r>
     </w:p>
     <w:p>
@@ -1649,16 +1601,15 @@
         <w:rPr>
           <w:b/>
         </w:rPr>
-        <w:t>watch</w:t>
-      </w:r>
-      <w:r>
-        <w:t xml:space="preserve"> — Comando do GDB para monitorar escrita em expressão.  </w:t>
-      </w:r>
-      <w:r>
-        <w:rPr>
-          <w:i/>
-        </w:rPr>
-        <w:t>Arquivos: watchpoints.png</w:t>
+        <w:t xml:space="preserve">watch</w:t>
+      </w:r>
+      <w:r>
+        <w:t xml:space="preserve"> — Comando do GDB para monitorar escrita em expressão.</w:t>
+      </w:r>
+    </w:p>
+    <w:p>
+      <w:r>
+        <w:t xml:space="preserve">Arquivos: watchpoints.png</w:t>
       </w:r>
     </w:p>
     <w:p>
@@ -1666,16 +1617,15 @@
         <w:rPr>
           <w:b/>
         </w:rPr>
-        <w:t>watchpoint</w:t>
-      </w:r>
-      <w:r>
-        <w:t xml:space="preserve"> — Ponto de parada baseado em acesso ou modificação de expressão monitorada.  </w:t>
-      </w:r>
-      <w:r>
-        <w:rPr>
-          <w:i/>
-        </w:rPr>
-        <w:t>Arquivos: watchpoints.png</w:t>
+        <w:t xml:space="preserve">watchpoint</w:t>
+      </w:r>
+      <w:r>
+        <w:t xml:space="preserve"> — Ponto de parada baseado em acesso ou modificação de expressão monitorada.</w:t>
+      </w:r>
+    </w:p>
+    <w:p>
+      <w:r>
+        <w:t xml:space="preserve">Arquivos: watchpoints.png</w:t>
       </w:r>
     </w:p>
     <w:p>
@@ -1683,16 +1633,15 @@
         <w:rPr>
           <w:b/>
         </w:rPr>
-        <w:t>x</w:t>
-      </w:r>
-      <w:r>
-        <w:t xml:space="preserve"> — Comando do GDB que examina memória por endereço e formato.  </w:t>
-      </w:r>
-      <w:r>
-        <w:rPr>
-          <w:i/>
-        </w:rPr>
-        <w:t>Arquivos: inspecao_memoria.gif</w:t>
+        <w:t xml:space="preserve">x</w:t>
+      </w:r>
+      <w:r>
+        <w:t xml:space="preserve"> — Comando do GDB que examina memória por endereço e formato.</w:t>
+      </w:r>
+    </w:p>
+    <w:p>
+      <w:r>
+        <w:t xml:space="preserve">Arquivos: inspecao_memoria.gif</w:t>
       </w:r>
     </w:p>
     <w:sectPr>
